--- a/engine/phdc_study/PHDC_Bibliography_02-09-2026.docx
+++ b/engine/phdc_study/PHDC_Bibliography_02-09-2026.docx
@@ -14681,7 +14681,7 @@
                 <w:color w:val="1A1D21"/>
                 <w:sz w:val="17"/>
               </w:rPr>
-              <w:t>Earnings power is E divided by (cost of equity less the 12.0% terminal growth the cash-flow model carries), not E divided by the cost of equity alone: in a currency whose discount rate embeds Egyptian inflation, zero nominal growth is a perpetual real decline.</w:t>
+              <w:t>Earnings power is E divided by (cost of equity less the 7.0% terminal growth the cash-flow model carries), not E divided by the cost of equity alone: in a currency whose discount rate embeds Egyptian inflation, zero nominal growth is a perpetual real decline.</w:t>
             </w:r>
           </w:p>
         </w:tc>
